--- a/Отчет_ЛР3.docx
+++ b/Отчет_ЛР3.docx
@@ -632,7 +632,7 @@
           <w:color w:val="000000"/>
           <w:sz w:val="28"/>
         </w:rPr>
-        <w:t>Ограничение задано переменными maximum_requests = 5 и time_window_seconds = 5. В списке хранятся времена допущенных запросов; устаревшие записи удаляются с использованием time.monotonic(). При заполнении окна один раз регистрируется too_many_requests. Затем исходный запрос ожидает освобождения окна и автоматически передаётся основному серверу.</w:t>
+        <w:t>Ограничение задано переменными maximum_requests = 5 и time_window_seconds = 5. В списке хранятся времена допущенных запросов; устаревшие записи удаляются с использованием time.monotonic(). При заполнении окна исходный запрос ожидает освобождения места. После ожидания в консоль прокси выводится фактическая пауза и сохраняется событие too_many_requests. Затем запрос автоматически передаётся основному серверу.</w:t>
       </w:r>
     </w:p>
     <w:p>
@@ -651,7 +651,7 @@
           <w:color w:val="000000"/>
           <w:sz w:val="28"/>
         </w:rPr>
-        <w:t>Для проверки после паузы отправлены шесть последовательных ping. Все запросы вернули True. Время ожидания на клиенте приведено в таблице 1; значения относятся к одному контрольному запуску.</w:t>
+        <w:t>Для проверки после освобождения окна отправлены 12 последовательных ping. Все запросы вернули True. На запросах 6 и 11 возникли паузы. Время каждого запроса на клиенте приведено в таблице 1; значения относятся к одному контрольному запуску.</w:t>
       </w:r>
     </w:p>
     <w:p>
@@ -670,7 +670,7 @@
           <w:color w:val="000000"/>
           <w:sz w:val="28"/>
         </w:rPr>
-        <w:t>Таблица 1. Результаты шести запросов</w:t>
+        <w:t>Таблица 1. Результаты 12 запросов</w:t>
       </w:r>
     </w:p>
     <w:tbl>
@@ -864,7 +864,7 @@
                 <w:color w:val="000000"/>
                 <w:sz w:val="24"/>
               </w:rPr>
-              <w:t>0,017</w:t>
+              <w:t>0,018</w:t>
             </w:r>
           </w:p>
         </w:tc>
@@ -953,7 +953,7 @@
                 <w:color w:val="000000"/>
                 <w:sz w:val="24"/>
               </w:rPr>
-              <w:t>0,029</w:t>
+              <w:t>0,016</w:t>
             </w:r>
           </w:p>
         </w:tc>
@@ -1042,7 +1042,7 @@
                 <w:color w:val="000000"/>
                 <w:sz w:val="24"/>
               </w:rPr>
-              <w:t>0,024</w:t>
+              <w:t>0,016</w:t>
             </w:r>
           </w:p>
         </w:tc>
@@ -1131,7 +1131,7 @@
                 <w:color w:val="000000"/>
                 <w:sz w:val="24"/>
               </w:rPr>
-              <w:t>0,033</w:t>
+              <w:t>0,015</w:t>
             </w:r>
           </w:p>
         </w:tc>
@@ -1220,7 +1220,7 @@
                 <w:color w:val="000000"/>
                 <w:sz w:val="24"/>
               </w:rPr>
-              <w:t>0,031</w:t>
+              <w:t>0,038</w:t>
             </w:r>
           </w:p>
         </w:tc>
@@ -1309,7 +1309,541 @@
                 <w:color w:val="000000"/>
                 <w:sz w:val="24"/>
               </w:rPr>
-              <w:t>4,895</w:t>
+              <w:t>4,985</w:t>
+            </w:r>
+          </w:p>
+        </w:tc>
+      </w:tr>
+      <w:tr>
+        <w:trPr>
+          <w:cantSplit/>
+        </w:trPr>
+        <w:tc>
+          <w:tcPr>
+            <w:tcW w:w="1247" w:type="dxa"/>
+            <w:tcBorders>
+              <w:top w:val="single" w:sz="4" w:space="0" w:color="D9D9D9"/>
+              <w:left w:val="single" w:sz="4" w:space="0" w:color="D9D9D9"/>
+              <w:bottom w:val="single" w:sz="4" w:space="0" w:color="D9D9D9"/>
+              <w:right w:val="single" w:sz="4" w:space="0" w:color="D9D9D9"/>
+            </w:tcBorders>
+            <w:vAlign w:val="center"/>
+          </w:tcPr>
+          <w:p>
+            <w:pPr>
+              <w:spacing w:line="240" w:lineRule="auto" w:before="60" w:after="60"/>
+              <w:ind w:firstLine="0"/>
+              <w:jc w:val="center"/>
+            </w:pPr>
+            <w:r>
+              <w:rPr>
+                <w:rFonts w:ascii="Times New Roman" w:hAnsi="Times New Roman"/>
+                <w:b w:val="0"/>
+                <w:color w:val="000000"/>
+                <w:sz w:val="24"/>
+              </w:rPr>
+              <w:t>7</w:t>
+            </w:r>
+          </w:p>
+        </w:tc>
+        <w:tc>
+          <w:tcPr>
+            <w:tcW w:w="3402" w:type="dxa"/>
+            <w:tcBorders>
+              <w:top w:val="single" w:sz="4" w:space="0" w:color="D9D9D9"/>
+              <w:left w:val="single" w:sz="4" w:space="0" w:color="D9D9D9"/>
+              <w:bottom w:val="single" w:sz="4" w:space="0" w:color="D9D9D9"/>
+              <w:right w:val="single" w:sz="4" w:space="0" w:color="D9D9D9"/>
+            </w:tcBorders>
+            <w:vAlign w:val="center"/>
+          </w:tcPr>
+          <w:p>
+            <w:pPr>
+              <w:spacing w:line="240" w:lineRule="auto" w:before="60" w:after="60"/>
+              <w:ind w:firstLine="0"/>
+              <w:jc w:val="left"/>
+            </w:pPr>
+            <w:r>
+              <w:rPr>
+                <w:rFonts w:ascii="Times New Roman" w:hAnsi="Times New Roman"/>
+                <w:b w:val="0"/>
+                <w:color w:val="000000"/>
+                <w:sz w:val="24"/>
+              </w:rPr>
+              <w:t>True</w:t>
+            </w:r>
+          </w:p>
+        </w:tc>
+        <w:tc>
+          <w:tcPr>
+            <w:tcW w:w="4706" w:type="dxa"/>
+            <w:tcBorders>
+              <w:top w:val="single" w:sz="4" w:space="0" w:color="D9D9D9"/>
+              <w:left w:val="single" w:sz="4" w:space="0" w:color="D9D9D9"/>
+              <w:bottom w:val="single" w:sz="4" w:space="0" w:color="D9D9D9"/>
+              <w:right w:val="single" w:sz="4" w:space="0" w:color="D9D9D9"/>
+            </w:tcBorders>
+            <w:vAlign w:val="center"/>
+          </w:tcPr>
+          <w:p>
+            <w:pPr>
+              <w:spacing w:line="240" w:lineRule="auto" w:before="60" w:after="60"/>
+              <w:ind w:firstLine="0"/>
+              <w:jc w:val="center"/>
+            </w:pPr>
+            <w:r>
+              <w:rPr>
+                <w:rFonts w:ascii="Times New Roman" w:hAnsi="Times New Roman"/>
+                <w:b w:val="0"/>
+                <w:color w:val="000000"/>
+                <w:sz w:val="24"/>
+              </w:rPr>
+              <w:t>0,024</w:t>
+            </w:r>
+          </w:p>
+        </w:tc>
+      </w:tr>
+      <w:tr>
+        <w:trPr>
+          <w:cantSplit/>
+        </w:trPr>
+        <w:tc>
+          <w:tcPr>
+            <w:tcW w:w="1247" w:type="dxa"/>
+            <w:tcBorders>
+              <w:top w:val="single" w:sz="4" w:space="0" w:color="D9D9D9"/>
+              <w:left w:val="single" w:sz="4" w:space="0" w:color="D9D9D9"/>
+              <w:bottom w:val="single" w:sz="4" w:space="0" w:color="D9D9D9"/>
+              <w:right w:val="single" w:sz="4" w:space="0" w:color="D9D9D9"/>
+            </w:tcBorders>
+            <w:vAlign w:val="center"/>
+          </w:tcPr>
+          <w:p>
+            <w:pPr>
+              <w:spacing w:line="240" w:lineRule="auto" w:before="60" w:after="60"/>
+              <w:ind w:firstLine="0"/>
+              <w:jc w:val="center"/>
+            </w:pPr>
+            <w:r>
+              <w:rPr>
+                <w:rFonts w:ascii="Times New Roman" w:hAnsi="Times New Roman"/>
+                <w:b w:val="0"/>
+                <w:color w:val="000000"/>
+                <w:sz w:val="24"/>
+              </w:rPr>
+              <w:t>8</w:t>
+            </w:r>
+          </w:p>
+        </w:tc>
+        <w:tc>
+          <w:tcPr>
+            <w:tcW w:w="3402" w:type="dxa"/>
+            <w:tcBorders>
+              <w:top w:val="single" w:sz="4" w:space="0" w:color="D9D9D9"/>
+              <w:left w:val="single" w:sz="4" w:space="0" w:color="D9D9D9"/>
+              <w:bottom w:val="single" w:sz="4" w:space="0" w:color="D9D9D9"/>
+              <w:right w:val="single" w:sz="4" w:space="0" w:color="D9D9D9"/>
+            </w:tcBorders>
+            <w:vAlign w:val="center"/>
+          </w:tcPr>
+          <w:p>
+            <w:pPr>
+              <w:spacing w:line="240" w:lineRule="auto" w:before="60" w:after="60"/>
+              <w:ind w:firstLine="0"/>
+              <w:jc w:val="left"/>
+            </w:pPr>
+            <w:r>
+              <w:rPr>
+                <w:rFonts w:ascii="Times New Roman" w:hAnsi="Times New Roman"/>
+                <w:b w:val="0"/>
+                <w:color w:val="000000"/>
+                <w:sz w:val="24"/>
+              </w:rPr>
+              <w:t>True</w:t>
+            </w:r>
+          </w:p>
+        </w:tc>
+        <w:tc>
+          <w:tcPr>
+            <w:tcW w:w="4706" w:type="dxa"/>
+            <w:tcBorders>
+              <w:top w:val="single" w:sz="4" w:space="0" w:color="D9D9D9"/>
+              <w:left w:val="single" w:sz="4" w:space="0" w:color="D9D9D9"/>
+              <w:bottom w:val="single" w:sz="4" w:space="0" w:color="D9D9D9"/>
+              <w:right w:val="single" w:sz="4" w:space="0" w:color="D9D9D9"/>
+            </w:tcBorders>
+            <w:vAlign w:val="center"/>
+          </w:tcPr>
+          <w:p>
+            <w:pPr>
+              <w:spacing w:line="240" w:lineRule="auto" w:before="60" w:after="60"/>
+              <w:ind w:firstLine="0"/>
+              <w:jc w:val="center"/>
+            </w:pPr>
+            <w:r>
+              <w:rPr>
+                <w:rFonts w:ascii="Times New Roman" w:hAnsi="Times New Roman"/>
+                <w:b w:val="0"/>
+                <w:color w:val="000000"/>
+                <w:sz w:val="24"/>
+              </w:rPr>
+              <w:t>0,032</w:t>
+            </w:r>
+          </w:p>
+        </w:tc>
+      </w:tr>
+      <w:tr>
+        <w:trPr>
+          <w:cantSplit/>
+        </w:trPr>
+        <w:tc>
+          <w:tcPr>
+            <w:tcW w:w="1247" w:type="dxa"/>
+            <w:tcBorders>
+              <w:top w:val="single" w:sz="4" w:space="0" w:color="D9D9D9"/>
+              <w:left w:val="single" w:sz="4" w:space="0" w:color="D9D9D9"/>
+              <w:bottom w:val="single" w:sz="4" w:space="0" w:color="D9D9D9"/>
+              <w:right w:val="single" w:sz="4" w:space="0" w:color="D9D9D9"/>
+            </w:tcBorders>
+            <w:vAlign w:val="center"/>
+          </w:tcPr>
+          <w:p>
+            <w:pPr>
+              <w:spacing w:line="240" w:lineRule="auto" w:before="60" w:after="60"/>
+              <w:ind w:firstLine="0"/>
+              <w:jc w:val="center"/>
+            </w:pPr>
+            <w:r>
+              <w:rPr>
+                <w:rFonts w:ascii="Times New Roman" w:hAnsi="Times New Roman"/>
+                <w:b w:val="0"/>
+                <w:color w:val="000000"/>
+                <w:sz w:val="24"/>
+              </w:rPr>
+              <w:t>9</w:t>
+            </w:r>
+          </w:p>
+        </w:tc>
+        <w:tc>
+          <w:tcPr>
+            <w:tcW w:w="3402" w:type="dxa"/>
+            <w:tcBorders>
+              <w:top w:val="single" w:sz="4" w:space="0" w:color="D9D9D9"/>
+              <w:left w:val="single" w:sz="4" w:space="0" w:color="D9D9D9"/>
+              <w:bottom w:val="single" w:sz="4" w:space="0" w:color="D9D9D9"/>
+              <w:right w:val="single" w:sz="4" w:space="0" w:color="D9D9D9"/>
+            </w:tcBorders>
+            <w:vAlign w:val="center"/>
+          </w:tcPr>
+          <w:p>
+            <w:pPr>
+              <w:spacing w:line="240" w:lineRule="auto" w:before="60" w:after="60"/>
+              <w:ind w:firstLine="0"/>
+              <w:jc w:val="left"/>
+            </w:pPr>
+            <w:r>
+              <w:rPr>
+                <w:rFonts w:ascii="Times New Roman" w:hAnsi="Times New Roman"/>
+                <w:b w:val="0"/>
+                <w:color w:val="000000"/>
+                <w:sz w:val="24"/>
+              </w:rPr>
+              <w:t>True</w:t>
+            </w:r>
+          </w:p>
+        </w:tc>
+        <w:tc>
+          <w:tcPr>
+            <w:tcW w:w="4706" w:type="dxa"/>
+            <w:tcBorders>
+              <w:top w:val="single" w:sz="4" w:space="0" w:color="D9D9D9"/>
+              <w:left w:val="single" w:sz="4" w:space="0" w:color="D9D9D9"/>
+              <w:bottom w:val="single" w:sz="4" w:space="0" w:color="D9D9D9"/>
+              <w:right w:val="single" w:sz="4" w:space="0" w:color="D9D9D9"/>
+            </w:tcBorders>
+            <w:vAlign w:val="center"/>
+          </w:tcPr>
+          <w:p>
+            <w:pPr>
+              <w:spacing w:line="240" w:lineRule="auto" w:before="60" w:after="60"/>
+              <w:ind w:firstLine="0"/>
+              <w:jc w:val="center"/>
+            </w:pPr>
+            <w:r>
+              <w:rPr>
+                <w:rFonts w:ascii="Times New Roman" w:hAnsi="Times New Roman"/>
+                <w:b w:val="0"/>
+                <w:color w:val="000000"/>
+                <w:sz w:val="24"/>
+              </w:rPr>
+              <w:t>0,017</w:t>
+            </w:r>
+          </w:p>
+        </w:tc>
+      </w:tr>
+      <w:tr>
+        <w:trPr>
+          <w:cantSplit/>
+        </w:trPr>
+        <w:tc>
+          <w:tcPr>
+            <w:tcW w:w="1247" w:type="dxa"/>
+            <w:tcBorders>
+              <w:top w:val="single" w:sz="4" w:space="0" w:color="D9D9D9"/>
+              <w:left w:val="single" w:sz="4" w:space="0" w:color="D9D9D9"/>
+              <w:bottom w:val="single" w:sz="4" w:space="0" w:color="D9D9D9"/>
+              <w:right w:val="single" w:sz="4" w:space="0" w:color="D9D9D9"/>
+            </w:tcBorders>
+            <w:vAlign w:val="center"/>
+          </w:tcPr>
+          <w:p>
+            <w:pPr>
+              <w:spacing w:line="240" w:lineRule="auto" w:before="60" w:after="60"/>
+              <w:ind w:firstLine="0"/>
+              <w:jc w:val="center"/>
+            </w:pPr>
+            <w:r>
+              <w:rPr>
+                <w:rFonts w:ascii="Times New Roman" w:hAnsi="Times New Roman"/>
+                <w:b w:val="0"/>
+                <w:color w:val="000000"/>
+                <w:sz w:val="24"/>
+              </w:rPr>
+              <w:t>10</w:t>
+            </w:r>
+          </w:p>
+        </w:tc>
+        <w:tc>
+          <w:tcPr>
+            <w:tcW w:w="3402" w:type="dxa"/>
+            <w:tcBorders>
+              <w:top w:val="single" w:sz="4" w:space="0" w:color="D9D9D9"/>
+              <w:left w:val="single" w:sz="4" w:space="0" w:color="D9D9D9"/>
+              <w:bottom w:val="single" w:sz="4" w:space="0" w:color="D9D9D9"/>
+              <w:right w:val="single" w:sz="4" w:space="0" w:color="D9D9D9"/>
+            </w:tcBorders>
+            <w:vAlign w:val="center"/>
+          </w:tcPr>
+          <w:p>
+            <w:pPr>
+              <w:spacing w:line="240" w:lineRule="auto" w:before="60" w:after="60"/>
+              <w:ind w:firstLine="0"/>
+              <w:jc w:val="left"/>
+            </w:pPr>
+            <w:r>
+              <w:rPr>
+                <w:rFonts w:ascii="Times New Roman" w:hAnsi="Times New Roman"/>
+                <w:b w:val="0"/>
+                <w:color w:val="000000"/>
+                <w:sz w:val="24"/>
+              </w:rPr>
+              <w:t>True</w:t>
+            </w:r>
+          </w:p>
+        </w:tc>
+        <w:tc>
+          <w:tcPr>
+            <w:tcW w:w="4706" w:type="dxa"/>
+            <w:tcBorders>
+              <w:top w:val="single" w:sz="4" w:space="0" w:color="D9D9D9"/>
+              <w:left w:val="single" w:sz="4" w:space="0" w:color="D9D9D9"/>
+              <w:bottom w:val="single" w:sz="4" w:space="0" w:color="D9D9D9"/>
+              <w:right w:val="single" w:sz="4" w:space="0" w:color="D9D9D9"/>
+            </w:tcBorders>
+            <w:vAlign w:val="center"/>
+          </w:tcPr>
+          <w:p>
+            <w:pPr>
+              <w:spacing w:line="240" w:lineRule="auto" w:before="60" w:after="60"/>
+              <w:ind w:firstLine="0"/>
+              <w:jc w:val="center"/>
+            </w:pPr>
+            <w:r>
+              <w:rPr>
+                <w:rFonts w:ascii="Times New Roman" w:hAnsi="Times New Roman"/>
+                <w:b w:val="0"/>
+                <w:color w:val="000000"/>
+                <w:sz w:val="24"/>
+              </w:rPr>
+              <w:t>0,015</w:t>
+            </w:r>
+          </w:p>
+        </w:tc>
+      </w:tr>
+      <w:tr>
+        <w:trPr>
+          <w:cantSplit/>
+        </w:trPr>
+        <w:tc>
+          <w:tcPr>
+            <w:tcW w:w="1247" w:type="dxa"/>
+            <w:tcBorders>
+              <w:top w:val="single" w:sz="4" w:space="0" w:color="D9D9D9"/>
+              <w:left w:val="single" w:sz="4" w:space="0" w:color="D9D9D9"/>
+              <w:bottom w:val="single" w:sz="4" w:space="0" w:color="D9D9D9"/>
+              <w:right w:val="single" w:sz="4" w:space="0" w:color="D9D9D9"/>
+            </w:tcBorders>
+            <w:vAlign w:val="center"/>
+          </w:tcPr>
+          <w:p>
+            <w:pPr>
+              <w:spacing w:line="240" w:lineRule="auto" w:before="60" w:after="60"/>
+              <w:ind w:firstLine="0"/>
+              <w:jc w:val="center"/>
+            </w:pPr>
+            <w:r>
+              <w:rPr>
+                <w:rFonts w:ascii="Times New Roman" w:hAnsi="Times New Roman"/>
+                <w:b w:val="0"/>
+                <w:color w:val="000000"/>
+                <w:sz w:val="24"/>
+              </w:rPr>
+              <w:t>11</w:t>
+            </w:r>
+          </w:p>
+        </w:tc>
+        <w:tc>
+          <w:tcPr>
+            <w:tcW w:w="3402" w:type="dxa"/>
+            <w:tcBorders>
+              <w:top w:val="single" w:sz="4" w:space="0" w:color="D9D9D9"/>
+              <w:left w:val="single" w:sz="4" w:space="0" w:color="D9D9D9"/>
+              <w:bottom w:val="single" w:sz="4" w:space="0" w:color="D9D9D9"/>
+              <w:right w:val="single" w:sz="4" w:space="0" w:color="D9D9D9"/>
+            </w:tcBorders>
+            <w:vAlign w:val="center"/>
+          </w:tcPr>
+          <w:p>
+            <w:pPr>
+              <w:spacing w:line="240" w:lineRule="auto" w:before="60" w:after="60"/>
+              <w:ind w:firstLine="0"/>
+              <w:jc w:val="left"/>
+            </w:pPr>
+            <w:r>
+              <w:rPr>
+                <w:rFonts w:ascii="Times New Roman" w:hAnsi="Times New Roman"/>
+                <w:b w:val="0"/>
+                <w:color w:val="000000"/>
+                <w:sz w:val="24"/>
+              </w:rPr>
+              <w:t>True</w:t>
+            </w:r>
+          </w:p>
+        </w:tc>
+        <w:tc>
+          <w:tcPr>
+            <w:tcW w:w="4706" w:type="dxa"/>
+            <w:tcBorders>
+              <w:top w:val="single" w:sz="4" w:space="0" w:color="D9D9D9"/>
+              <w:left w:val="single" w:sz="4" w:space="0" w:color="D9D9D9"/>
+              <w:bottom w:val="single" w:sz="4" w:space="0" w:color="D9D9D9"/>
+              <w:right w:val="single" w:sz="4" w:space="0" w:color="D9D9D9"/>
+            </w:tcBorders>
+            <w:vAlign w:val="center"/>
+          </w:tcPr>
+          <w:p>
+            <w:pPr>
+              <w:spacing w:line="240" w:lineRule="auto" w:before="60" w:after="60"/>
+              <w:ind w:firstLine="0"/>
+              <w:jc w:val="center"/>
+            </w:pPr>
+            <w:r>
+              <w:rPr>
+                <w:rFonts w:ascii="Times New Roman" w:hAnsi="Times New Roman"/>
+                <w:b w:val="0"/>
+                <w:color w:val="000000"/>
+                <w:sz w:val="24"/>
+              </w:rPr>
+              <w:t>4,927</w:t>
+            </w:r>
+          </w:p>
+        </w:tc>
+      </w:tr>
+      <w:tr>
+        <w:trPr>
+          <w:cantSplit/>
+        </w:trPr>
+        <w:tc>
+          <w:tcPr>
+            <w:tcW w:w="1247" w:type="dxa"/>
+            <w:tcBorders>
+              <w:top w:val="single" w:sz="4" w:space="0" w:color="D9D9D9"/>
+              <w:left w:val="single" w:sz="4" w:space="0" w:color="D9D9D9"/>
+              <w:bottom w:val="single" w:sz="4" w:space="0" w:color="D9D9D9"/>
+              <w:right w:val="single" w:sz="4" w:space="0" w:color="D9D9D9"/>
+            </w:tcBorders>
+            <w:vAlign w:val="center"/>
+          </w:tcPr>
+          <w:p>
+            <w:pPr>
+              <w:spacing w:line="240" w:lineRule="auto" w:before="60" w:after="60"/>
+              <w:ind w:firstLine="0"/>
+              <w:jc w:val="center"/>
+            </w:pPr>
+            <w:r>
+              <w:rPr>
+                <w:rFonts w:ascii="Times New Roman" w:hAnsi="Times New Roman"/>
+                <w:b w:val="0"/>
+                <w:color w:val="000000"/>
+                <w:sz w:val="24"/>
+              </w:rPr>
+              <w:t>12</w:t>
+            </w:r>
+          </w:p>
+        </w:tc>
+        <w:tc>
+          <w:tcPr>
+            <w:tcW w:w="3402" w:type="dxa"/>
+            <w:tcBorders>
+              <w:top w:val="single" w:sz="4" w:space="0" w:color="D9D9D9"/>
+              <w:left w:val="single" w:sz="4" w:space="0" w:color="D9D9D9"/>
+              <w:bottom w:val="single" w:sz="4" w:space="0" w:color="D9D9D9"/>
+              <w:right w:val="single" w:sz="4" w:space="0" w:color="D9D9D9"/>
+            </w:tcBorders>
+            <w:vAlign w:val="center"/>
+          </w:tcPr>
+          <w:p>
+            <w:pPr>
+              <w:spacing w:line="240" w:lineRule="auto" w:before="60" w:after="60"/>
+              <w:ind w:firstLine="0"/>
+              <w:jc w:val="left"/>
+            </w:pPr>
+            <w:r>
+              <w:rPr>
+                <w:rFonts w:ascii="Times New Roman" w:hAnsi="Times New Roman"/>
+                <w:b w:val="0"/>
+                <w:color w:val="000000"/>
+                <w:sz w:val="24"/>
+              </w:rPr>
+              <w:t>True</w:t>
+            </w:r>
+          </w:p>
+        </w:tc>
+        <w:tc>
+          <w:tcPr>
+            <w:tcW w:w="4706" w:type="dxa"/>
+            <w:tcBorders>
+              <w:top w:val="single" w:sz="4" w:space="0" w:color="D9D9D9"/>
+              <w:left w:val="single" w:sz="4" w:space="0" w:color="D9D9D9"/>
+              <w:bottom w:val="single" w:sz="4" w:space="0" w:color="D9D9D9"/>
+              <w:right w:val="single" w:sz="4" w:space="0" w:color="D9D9D9"/>
+            </w:tcBorders>
+            <w:vAlign w:val="center"/>
+          </w:tcPr>
+          <w:p>
+            <w:pPr>
+              <w:spacing w:line="240" w:lineRule="auto" w:before="60" w:after="60"/>
+              <w:ind w:firstLine="0"/>
+              <w:jc w:val="center"/>
+            </w:pPr>
+            <w:r>
+              <w:rPr>
+                <w:rFonts w:ascii="Times New Roman" w:hAnsi="Times New Roman"/>
+                <w:b w:val="0"/>
+                <w:color w:val="000000"/>
+                <w:sz w:val="24"/>
+              </w:rPr>
+              <w:t>0,033</w:t>
             </w:r>
           </w:p>
         </w:tc>
@@ -1331,7 +1865,7 @@
           <w:color w:val="000000"/>
           <w:sz w:val="28"/>
         </w:rPr>
-        <w:t>Шестой запрос выполнялся 4.895 с учётом ожидания. После ожидания его серверный вызов занял 0.003347 с. В журнале сохранены шесть событий ping и одно too_many_requests; для события ограничения details содержит method=ping.</w:t>
+        <w:t>В журнале сохранены 12 событий ping и 2 событий too_many_requests. Фактические паузы в секундах: 4.906270, 4.875543. Помимо двух основных ожиданий возможны короткие дополнительные паузы: в скользящем окне места освобождаются по одному. Все паузы выводятся в консоль и записываются в details как pause_seconds. Поле duration события ограничения остаётся нулём. Таблица 2 показывает duration для ping и pause_seconds для событий ограничения.</w:t>
       </w:r>
     </w:p>
     <w:p>
@@ -1455,7 +1989,7 @@
                 <w:color w:val="FFFFFF"/>
                 <w:sz w:val="24"/>
               </w:rPr>
-              <w:t>Длительность, с</w:t>
+              <w:t>Вызов / пауза, с</w:t>
             </w:r>
           </w:p>
         </w:tc>
@@ -1488,7 +2022,7 @@
                 <w:color w:val="000000"/>
                 <w:sz w:val="24"/>
               </w:rPr>
-              <w:t>2026-10-20 17:42:18</w:t>
+              <w:t>2026-10-28 16:34:17</w:t>
             </w:r>
           </w:p>
         </w:tc>
@@ -1544,7 +2078,7 @@
                 <w:color w:val="000000"/>
                 <w:sz w:val="24"/>
               </w:rPr>
-              <w:t>0,003147</w:t>
+              <w:t>0,002960</w:t>
             </w:r>
           </w:p>
         </w:tc>
@@ -1577,7 +2111,7 @@
                 <w:color w:val="000000"/>
                 <w:sz w:val="24"/>
               </w:rPr>
-              <w:t>2026-10-20 17:42:18</w:t>
+              <w:t>2026-10-28 16:34:17</w:t>
             </w:r>
           </w:p>
         </w:tc>
@@ -1633,7 +2167,7 @@
                 <w:color w:val="000000"/>
                 <w:sz w:val="24"/>
               </w:rPr>
-              <w:t>0,002859</w:t>
+              <w:t>0,002958</w:t>
             </w:r>
           </w:p>
         </w:tc>
@@ -1666,7 +2200,7 @@
                 <w:color w:val="000000"/>
                 <w:sz w:val="24"/>
               </w:rPr>
-              <w:t>2026-10-20 17:42:18</w:t>
+              <w:t>2026-10-28 16:34:17</w:t>
             </w:r>
           </w:p>
         </w:tc>
@@ -1722,7 +2256,7 @@
                 <w:color w:val="000000"/>
                 <w:sz w:val="24"/>
               </w:rPr>
-              <w:t>0,002841</w:t>
+              <w:t>0,002594</w:t>
             </w:r>
           </w:p>
         </w:tc>
@@ -1755,7 +2289,96 @@
                 <w:color w:val="000000"/>
                 <w:sz w:val="24"/>
               </w:rPr>
-              <w:t>2026-10-20 17:42:18</w:t>
+              <w:t>2026-10-28 16:34:17</w:t>
+            </w:r>
+          </w:p>
+        </w:tc>
+        <w:tc>
+          <w:tcPr>
+            <w:tcW w:w="3402" w:type="dxa"/>
+            <w:tcBorders>
+              <w:top w:val="single" w:sz="4" w:space="0" w:color="D9D9D9"/>
+              <w:left w:val="single" w:sz="4" w:space="0" w:color="D9D9D9"/>
+              <w:bottom w:val="single" w:sz="4" w:space="0" w:color="D9D9D9"/>
+              <w:right w:val="single" w:sz="4" w:space="0" w:color="D9D9D9"/>
+            </w:tcBorders>
+            <w:vAlign w:val="center"/>
+          </w:tcPr>
+          <w:p>
+            <w:pPr>
+              <w:spacing w:line="240" w:lineRule="auto" w:before="60" w:after="60"/>
+              <w:ind w:firstLine="0"/>
+              <w:jc w:val="left"/>
+            </w:pPr>
+            <w:r>
+              <w:rPr>
+                <w:rFonts w:ascii="Times New Roman" w:hAnsi="Times New Roman"/>
+                <w:b w:val="0"/>
+                <w:color w:val="000000"/>
+                <w:sz w:val="24"/>
+              </w:rPr>
+              <w:t>ping</w:t>
+            </w:r>
+          </w:p>
+        </w:tc>
+        <w:tc>
+          <w:tcPr>
+            <w:tcW w:w="2835" w:type="dxa"/>
+            <w:tcBorders>
+              <w:top w:val="single" w:sz="4" w:space="0" w:color="D9D9D9"/>
+              <w:left w:val="single" w:sz="4" w:space="0" w:color="D9D9D9"/>
+              <w:bottom w:val="single" w:sz="4" w:space="0" w:color="D9D9D9"/>
+              <w:right w:val="single" w:sz="4" w:space="0" w:color="D9D9D9"/>
+            </w:tcBorders>
+            <w:vAlign w:val="center"/>
+          </w:tcPr>
+          <w:p>
+            <w:pPr>
+              <w:spacing w:line="240" w:lineRule="auto" w:before="60" w:after="60"/>
+              <w:ind w:firstLine="0"/>
+              <w:jc w:val="center"/>
+            </w:pPr>
+            <w:r>
+              <w:rPr>
+                <w:rFonts w:ascii="Times New Roman" w:hAnsi="Times New Roman"/>
+                <w:b w:val="0"/>
+                <w:color w:val="000000"/>
+                <w:sz w:val="24"/>
+              </w:rPr>
+              <w:t>0,002622</w:t>
+            </w:r>
+          </w:p>
+        </w:tc>
+      </w:tr>
+      <w:tr>
+        <w:trPr>
+          <w:cantSplit/>
+        </w:trPr>
+        <w:tc>
+          <w:tcPr>
+            <w:tcW w:w="3118" w:type="dxa"/>
+            <w:tcBorders>
+              <w:top w:val="single" w:sz="4" w:space="0" w:color="D9D9D9"/>
+              <w:left w:val="single" w:sz="4" w:space="0" w:color="D9D9D9"/>
+              <w:bottom w:val="single" w:sz="4" w:space="0" w:color="D9D9D9"/>
+              <w:right w:val="single" w:sz="4" w:space="0" w:color="D9D9D9"/>
+            </w:tcBorders>
+            <w:vAlign w:val="center"/>
+          </w:tcPr>
+          <w:p>
+            <w:pPr>
+              <w:spacing w:line="240" w:lineRule="auto" w:before="60" w:after="60"/>
+              <w:ind w:firstLine="0"/>
+              <w:jc w:val="center"/>
+            </w:pPr>
+            <w:r>
+              <w:rPr>
+                <w:rFonts w:ascii="Times New Roman" w:hAnsi="Times New Roman"/>
+                <w:b w:val="0"/>
+                <w:color w:val="000000"/>
+                <w:sz w:val="24"/>
+              </w:rPr>
+              <w:t>2026-10-28 16:34:17</w:t>
             </w:r>
           </w:p>
         </w:tc>
@@ -1844,7 +2467,96 @@
                 <w:color w:val="000000"/>
                 <w:sz w:val="24"/>
               </w:rPr>
-              <w:t>2026-10-20 17:42:18</w:t>
+              <w:t>2026-10-28 16:34:17</w:t>
+            </w:r>
+          </w:p>
+        </w:tc>
+        <w:tc>
+          <w:tcPr>
+            <w:tcW w:w="3402" w:type="dxa"/>
+            <w:tcBorders>
+              <w:top w:val="single" w:sz="4" w:space="0" w:color="D9D9D9"/>
+              <w:left w:val="single" w:sz="4" w:space="0" w:color="D9D9D9"/>
+              <w:bottom w:val="single" w:sz="4" w:space="0" w:color="D9D9D9"/>
+              <w:right w:val="single" w:sz="4" w:space="0" w:color="D9D9D9"/>
+            </w:tcBorders>
+            <w:vAlign w:val="center"/>
+          </w:tcPr>
+          <w:p>
+            <w:pPr>
+              <w:spacing w:line="240" w:lineRule="auto" w:before="60" w:after="60"/>
+              <w:ind w:firstLine="0"/>
+              <w:jc w:val="left"/>
+            </w:pPr>
+            <w:r>
+              <w:rPr>
+                <w:rFonts w:ascii="Times New Roman" w:hAnsi="Times New Roman"/>
+                <w:b w:val="0"/>
+                <w:color w:val="000000"/>
+                <w:sz w:val="24"/>
+              </w:rPr>
+              <w:t>too_many_requests</w:t>
+            </w:r>
+          </w:p>
+        </w:tc>
+        <w:tc>
+          <w:tcPr>
+            <w:tcW w:w="2835" w:type="dxa"/>
+            <w:tcBorders>
+              <w:top w:val="single" w:sz="4" w:space="0" w:color="D9D9D9"/>
+              <w:left w:val="single" w:sz="4" w:space="0" w:color="D9D9D9"/>
+              <w:bottom w:val="single" w:sz="4" w:space="0" w:color="D9D9D9"/>
+              <w:right w:val="single" w:sz="4" w:space="0" w:color="D9D9D9"/>
+            </w:tcBorders>
+            <w:vAlign w:val="center"/>
+          </w:tcPr>
+          <w:p>
+            <w:pPr>
+              <w:spacing w:line="240" w:lineRule="auto" w:before="60" w:after="60"/>
+              <w:ind w:firstLine="0"/>
+              <w:jc w:val="center"/>
+            </w:pPr>
+            <w:r>
+              <w:rPr>
+                <w:rFonts w:ascii="Times New Roman" w:hAnsi="Times New Roman"/>
+                <w:b w:val="0"/>
+                <w:color w:val="000000"/>
+                <w:sz w:val="24"/>
+              </w:rPr>
+              <w:t>4,906270</w:t>
+            </w:r>
+          </w:p>
+        </w:tc>
+      </w:tr>
+      <w:tr>
+        <w:trPr>
+          <w:cantSplit/>
+        </w:trPr>
+        <w:tc>
+          <w:tcPr>
+            <w:tcW w:w="3118" w:type="dxa"/>
+            <w:tcBorders>
+              <w:top w:val="single" w:sz="4" w:space="0" w:color="D9D9D9"/>
+              <w:left w:val="single" w:sz="4" w:space="0" w:color="D9D9D9"/>
+              <w:bottom w:val="single" w:sz="4" w:space="0" w:color="D9D9D9"/>
+              <w:right w:val="single" w:sz="4" w:space="0" w:color="D9D9D9"/>
+            </w:tcBorders>
+            <w:vAlign w:val="center"/>
+          </w:tcPr>
+          <w:p>
+            <w:pPr>
+              <w:spacing w:line="240" w:lineRule="auto" w:before="60" w:after="60"/>
+              <w:ind w:firstLine="0"/>
+              <w:jc w:val="center"/>
+            </w:pPr>
+            <w:r>
+              <w:rPr>
+                <w:rFonts w:ascii="Times New Roman" w:hAnsi="Times New Roman"/>
+                <w:b w:val="0"/>
+                <w:color w:val="000000"/>
+                <w:sz w:val="24"/>
+              </w:rPr>
+              <w:t>2026-10-28 16:34:22</w:t>
             </w:r>
           </w:p>
         </w:tc>
@@ -1900,7 +2612,7 @@
                 <w:color w:val="000000"/>
                 <w:sz w:val="24"/>
               </w:rPr>
-              <w:t>0,002667</w:t>
+              <w:t>0,003049</w:t>
             </w:r>
           </w:p>
         </w:tc>
@@ -1933,7 +2645,363 @@
                 <w:color w:val="000000"/>
                 <w:sz w:val="24"/>
               </w:rPr>
-              <w:t>2026-10-20 17:42:18</w:t>
+              <w:t>2026-10-28 16:34:22</w:t>
+            </w:r>
+          </w:p>
+        </w:tc>
+        <w:tc>
+          <w:tcPr>
+            <w:tcW w:w="3402" w:type="dxa"/>
+            <w:tcBorders>
+              <w:top w:val="single" w:sz="4" w:space="0" w:color="D9D9D9"/>
+              <w:left w:val="single" w:sz="4" w:space="0" w:color="D9D9D9"/>
+              <w:bottom w:val="single" w:sz="4" w:space="0" w:color="D9D9D9"/>
+              <w:right w:val="single" w:sz="4" w:space="0" w:color="D9D9D9"/>
+            </w:tcBorders>
+            <w:vAlign w:val="center"/>
+          </w:tcPr>
+          <w:p>
+            <w:pPr>
+              <w:spacing w:line="240" w:lineRule="auto" w:before="60" w:after="60"/>
+              <w:ind w:firstLine="0"/>
+              <w:jc w:val="left"/>
+            </w:pPr>
+            <w:r>
+              <w:rPr>
+                <w:rFonts w:ascii="Times New Roman" w:hAnsi="Times New Roman"/>
+                <w:b w:val="0"/>
+                <w:color w:val="000000"/>
+                <w:sz w:val="24"/>
+              </w:rPr>
+              <w:t>ping</w:t>
+            </w:r>
+          </w:p>
+        </w:tc>
+        <w:tc>
+          <w:tcPr>
+            <w:tcW w:w="2835" w:type="dxa"/>
+            <w:tcBorders>
+              <w:top w:val="single" w:sz="4" w:space="0" w:color="D9D9D9"/>
+              <w:left w:val="single" w:sz="4" w:space="0" w:color="D9D9D9"/>
+              <w:bottom w:val="single" w:sz="4" w:space="0" w:color="D9D9D9"/>
+              <w:right w:val="single" w:sz="4" w:space="0" w:color="D9D9D9"/>
+            </w:tcBorders>
+            <w:vAlign w:val="center"/>
+          </w:tcPr>
+          <w:p>
+            <w:pPr>
+              <w:spacing w:line="240" w:lineRule="auto" w:before="60" w:after="60"/>
+              <w:ind w:firstLine="0"/>
+              <w:jc w:val="center"/>
+            </w:pPr>
+            <w:r>
+              <w:rPr>
+                <w:rFonts w:ascii="Times New Roman" w:hAnsi="Times New Roman"/>
+                <w:b w:val="0"/>
+                <w:color w:val="000000"/>
+                <w:sz w:val="24"/>
+              </w:rPr>
+              <w:t>0,002479</w:t>
+            </w:r>
+          </w:p>
+        </w:tc>
+      </w:tr>
+      <w:tr>
+        <w:trPr>
+          <w:cantSplit/>
+        </w:trPr>
+        <w:tc>
+          <w:tcPr>
+            <w:tcW w:w="3118" w:type="dxa"/>
+            <w:tcBorders>
+              <w:top w:val="single" w:sz="4" w:space="0" w:color="D9D9D9"/>
+              <w:left w:val="single" w:sz="4" w:space="0" w:color="D9D9D9"/>
+              <w:bottom w:val="single" w:sz="4" w:space="0" w:color="D9D9D9"/>
+              <w:right w:val="single" w:sz="4" w:space="0" w:color="D9D9D9"/>
+            </w:tcBorders>
+            <w:vAlign w:val="center"/>
+          </w:tcPr>
+          <w:p>
+            <w:pPr>
+              <w:spacing w:line="240" w:lineRule="auto" w:before="60" w:after="60"/>
+              <w:ind w:firstLine="0"/>
+              <w:jc w:val="center"/>
+            </w:pPr>
+            <w:r>
+              <w:rPr>
+                <w:rFonts w:ascii="Times New Roman" w:hAnsi="Times New Roman"/>
+                <w:b w:val="0"/>
+                <w:color w:val="000000"/>
+                <w:sz w:val="24"/>
+              </w:rPr>
+              <w:t>2026-10-28 16:34:22</w:t>
+            </w:r>
+          </w:p>
+        </w:tc>
+        <w:tc>
+          <w:tcPr>
+            <w:tcW w:w="3402" w:type="dxa"/>
+            <w:tcBorders>
+              <w:top w:val="single" w:sz="4" w:space="0" w:color="D9D9D9"/>
+              <w:left w:val="single" w:sz="4" w:space="0" w:color="D9D9D9"/>
+              <w:bottom w:val="single" w:sz="4" w:space="0" w:color="D9D9D9"/>
+              <w:right w:val="single" w:sz="4" w:space="0" w:color="D9D9D9"/>
+            </w:tcBorders>
+            <w:vAlign w:val="center"/>
+          </w:tcPr>
+          <w:p>
+            <w:pPr>
+              <w:spacing w:line="240" w:lineRule="auto" w:before="60" w:after="60"/>
+              <w:ind w:firstLine="0"/>
+              <w:jc w:val="left"/>
+            </w:pPr>
+            <w:r>
+              <w:rPr>
+                <w:rFonts w:ascii="Times New Roman" w:hAnsi="Times New Roman"/>
+                <w:b w:val="0"/>
+                <w:color w:val="000000"/>
+                <w:sz w:val="24"/>
+              </w:rPr>
+              <w:t>ping</w:t>
+            </w:r>
+          </w:p>
+        </w:tc>
+        <w:tc>
+          <w:tcPr>
+            <w:tcW w:w="2835" w:type="dxa"/>
+            <w:tcBorders>
+              <w:top w:val="single" w:sz="4" w:space="0" w:color="D9D9D9"/>
+              <w:left w:val="single" w:sz="4" w:space="0" w:color="D9D9D9"/>
+              <w:bottom w:val="single" w:sz="4" w:space="0" w:color="D9D9D9"/>
+              <w:right w:val="single" w:sz="4" w:space="0" w:color="D9D9D9"/>
+            </w:tcBorders>
+            <w:vAlign w:val="center"/>
+          </w:tcPr>
+          <w:p>
+            <w:pPr>
+              <w:spacing w:line="240" w:lineRule="auto" w:before="60" w:after="60"/>
+              <w:ind w:firstLine="0"/>
+              <w:jc w:val="center"/>
+            </w:pPr>
+            <w:r>
+              <w:rPr>
+                <w:rFonts w:ascii="Times New Roman" w:hAnsi="Times New Roman"/>
+                <w:b w:val="0"/>
+                <w:color w:val="000000"/>
+                <w:sz w:val="24"/>
+              </w:rPr>
+              <w:t>0,002937</w:t>
+            </w:r>
+          </w:p>
+        </w:tc>
+      </w:tr>
+      <w:tr>
+        <w:trPr>
+          <w:cantSplit/>
+        </w:trPr>
+        <w:tc>
+          <w:tcPr>
+            <w:tcW w:w="3118" w:type="dxa"/>
+            <w:tcBorders>
+              <w:top w:val="single" w:sz="4" w:space="0" w:color="D9D9D9"/>
+              <w:left w:val="single" w:sz="4" w:space="0" w:color="D9D9D9"/>
+              <w:bottom w:val="single" w:sz="4" w:space="0" w:color="D9D9D9"/>
+              <w:right w:val="single" w:sz="4" w:space="0" w:color="D9D9D9"/>
+            </w:tcBorders>
+            <w:vAlign w:val="center"/>
+          </w:tcPr>
+          <w:p>
+            <w:pPr>
+              <w:spacing w:line="240" w:lineRule="auto" w:before="60" w:after="60"/>
+              <w:ind w:firstLine="0"/>
+              <w:jc w:val="center"/>
+            </w:pPr>
+            <w:r>
+              <w:rPr>
+                <w:rFonts w:ascii="Times New Roman" w:hAnsi="Times New Roman"/>
+                <w:b w:val="0"/>
+                <w:color w:val="000000"/>
+                <w:sz w:val="24"/>
+              </w:rPr>
+              <w:t>2026-10-28 16:34:22</w:t>
+            </w:r>
+          </w:p>
+        </w:tc>
+        <w:tc>
+          <w:tcPr>
+            <w:tcW w:w="3402" w:type="dxa"/>
+            <w:tcBorders>
+              <w:top w:val="single" w:sz="4" w:space="0" w:color="D9D9D9"/>
+              <w:left w:val="single" w:sz="4" w:space="0" w:color="D9D9D9"/>
+              <w:bottom w:val="single" w:sz="4" w:space="0" w:color="D9D9D9"/>
+              <w:right w:val="single" w:sz="4" w:space="0" w:color="D9D9D9"/>
+            </w:tcBorders>
+            <w:vAlign w:val="center"/>
+          </w:tcPr>
+          <w:p>
+            <w:pPr>
+              <w:spacing w:line="240" w:lineRule="auto" w:before="60" w:after="60"/>
+              <w:ind w:firstLine="0"/>
+              <w:jc w:val="left"/>
+            </w:pPr>
+            <w:r>
+              <w:rPr>
+                <w:rFonts w:ascii="Times New Roman" w:hAnsi="Times New Roman"/>
+                <w:b w:val="0"/>
+                <w:color w:val="000000"/>
+                <w:sz w:val="24"/>
+              </w:rPr>
+              <w:t>ping</w:t>
+            </w:r>
+          </w:p>
+        </w:tc>
+        <w:tc>
+          <w:tcPr>
+            <w:tcW w:w="2835" w:type="dxa"/>
+            <w:tcBorders>
+              <w:top w:val="single" w:sz="4" w:space="0" w:color="D9D9D9"/>
+              <w:left w:val="single" w:sz="4" w:space="0" w:color="D9D9D9"/>
+              <w:bottom w:val="single" w:sz="4" w:space="0" w:color="D9D9D9"/>
+              <w:right w:val="single" w:sz="4" w:space="0" w:color="D9D9D9"/>
+            </w:tcBorders>
+            <w:vAlign w:val="center"/>
+          </w:tcPr>
+          <w:p>
+            <w:pPr>
+              <w:spacing w:line="240" w:lineRule="auto" w:before="60" w:after="60"/>
+              <w:ind w:firstLine="0"/>
+              <w:jc w:val="center"/>
+            </w:pPr>
+            <w:r>
+              <w:rPr>
+                <w:rFonts w:ascii="Times New Roman" w:hAnsi="Times New Roman"/>
+                <w:b w:val="0"/>
+                <w:color w:val="000000"/>
+                <w:sz w:val="24"/>
+              </w:rPr>
+              <w:t>0,002758</w:t>
+            </w:r>
+          </w:p>
+        </w:tc>
+      </w:tr>
+      <w:tr>
+        <w:trPr>
+          <w:cantSplit/>
+        </w:trPr>
+        <w:tc>
+          <w:tcPr>
+            <w:tcW w:w="3118" w:type="dxa"/>
+            <w:tcBorders>
+              <w:top w:val="single" w:sz="4" w:space="0" w:color="D9D9D9"/>
+              <w:left w:val="single" w:sz="4" w:space="0" w:color="D9D9D9"/>
+              <w:bottom w:val="single" w:sz="4" w:space="0" w:color="D9D9D9"/>
+              <w:right w:val="single" w:sz="4" w:space="0" w:color="D9D9D9"/>
+            </w:tcBorders>
+            <w:vAlign w:val="center"/>
+          </w:tcPr>
+          <w:p>
+            <w:pPr>
+              <w:spacing w:line="240" w:lineRule="auto" w:before="60" w:after="60"/>
+              <w:ind w:firstLine="0"/>
+              <w:jc w:val="center"/>
+            </w:pPr>
+            <w:r>
+              <w:rPr>
+                <w:rFonts w:ascii="Times New Roman" w:hAnsi="Times New Roman"/>
+                <w:b w:val="0"/>
+                <w:color w:val="000000"/>
+                <w:sz w:val="24"/>
+              </w:rPr>
+              <w:t>2026-10-28 16:34:22</w:t>
+            </w:r>
+          </w:p>
+        </w:tc>
+        <w:tc>
+          <w:tcPr>
+            <w:tcW w:w="3402" w:type="dxa"/>
+            <w:tcBorders>
+              <w:top w:val="single" w:sz="4" w:space="0" w:color="D9D9D9"/>
+              <w:left w:val="single" w:sz="4" w:space="0" w:color="D9D9D9"/>
+              <w:bottom w:val="single" w:sz="4" w:space="0" w:color="D9D9D9"/>
+              <w:right w:val="single" w:sz="4" w:space="0" w:color="D9D9D9"/>
+            </w:tcBorders>
+            <w:vAlign w:val="center"/>
+          </w:tcPr>
+          <w:p>
+            <w:pPr>
+              <w:spacing w:line="240" w:lineRule="auto" w:before="60" w:after="60"/>
+              <w:ind w:firstLine="0"/>
+              <w:jc w:val="left"/>
+            </w:pPr>
+            <w:r>
+              <w:rPr>
+                <w:rFonts w:ascii="Times New Roman" w:hAnsi="Times New Roman"/>
+                <w:b w:val="0"/>
+                <w:color w:val="000000"/>
+                <w:sz w:val="24"/>
+              </w:rPr>
+              <w:t>ping</w:t>
+            </w:r>
+          </w:p>
+        </w:tc>
+        <w:tc>
+          <w:tcPr>
+            <w:tcW w:w="2835" w:type="dxa"/>
+            <w:tcBorders>
+              <w:top w:val="single" w:sz="4" w:space="0" w:color="D9D9D9"/>
+              <w:left w:val="single" w:sz="4" w:space="0" w:color="D9D9D9"/>
+              <w:bottom w:val="single" w:sz="4" w:space="0" w:color="D9D9D9"/>
+              <w:right w:val="single" w:sz="4" w:space="0" w:color="D9D9D9"/>
+            </w:tcBorders>
+            <w:vAlign w:val="center"/>
+          </w:tcPr>
+          <w:p>
+            <w:pPr>
+              <w:spacing w:line="240" w:lineRule="auto" w:before="60" w:after="60"/>
+              <w:ind w:firstLine="0"/>
+              <w:jc w:val="center"/>
+            </w:pPr>
+            <w:r>
+              <w:rPr>
+                <w:rFonts w:ascii="Times New Roman" w:hAnsi="Times New Roman"/>
+                <w:b w:val="0"/>
+                <w:color w:val="000000"/>
+                <w:sz w:val="24"/>
+              </w:rPr>
+              <w:t>0,002576</w:t>
+            </w:r>
+          </w:p>
+        </w:tc>
+      </w:tr>
+      <w:tr>
+        <w:trPr>
+          <w:cantSplit/>
+        </w:trPr>
+        <w:tc>
+          <w:tcPr>
+            <w:tcW w:w="3118" w:type="dxa"/>
+            <w:tcBorders>
+              <w:top w:val="single" w:sz="4" w:space="0" w:color="D9D9D9"/>
+              <w:left w:val="single" w:sz="4" w:space="0" w:color="D9D9D9"/>
+              <w:bottom w:val="single" w:sz="4" w:space="0" w:color="D9D9D9"/>
+              <w:right w:val="single" w:sz="4" w:space="0" w:color="D9D9D9"/>
+            </w:tcBorders>
+            <w:vAlign w:val="center"/>
+          </w:tcPr>
+          <w:p>
+            <w:pPr>
+              <w:spacing w:line="240" w:lineRule="auto" w:before="60" w:after="60"/>
+              <w:ind w:firstLine="0"/>
+              <w:jc w:val="center"/>
+            </w:pPr>
+            <w:r>
+              <w:rPr>
+                <w:rFonts w:ascii="Times New Roman" w:hAnsi="Times New Roman"/>
+                <w:b w:val="0"/>
+                <w:color w:val="000000"/>
+                <w:sz w:val="24"/>
+              </w:rPr>
+              <w:t>2026-10-28 16:34:22</w:t>
             </w:r>
           </w:p>
         </w:tc>
@@ -1989,7 +3057,7 @@
                 <w:color w:val="000000"/>
                 <w:sz w:val="24"/>
               </w:rPr>
-              <w:t>0,000000</w:t>
+              <w:t>4,875543</w:t>
             </w:r>
           </w:p>
         </w:tc>
@@ -2022,7 +3090,7 @@
                 <w:color w:val="000000"/>
                 <w:sz w:val="24"/>
               </w:rPr>
-              <w:t>2026-10-20 17:42:23</w:t>
+              <w:t>2026-10-28 16:34:27</w:t>
             </w:r>
           </w:p>
         </w:tc>
@@ -2078,7 +3146,96 @@
                 <w:color w:val="000000"/>
                 <w:sz w:val="24"/>
               </w:rPr>
-              <w:t>0,003347</w:t>
+              <w:t>0,003019</w:t>
+            </w:r>
+          </w:p>
+        </w:tc>
+      </w:tr>
+      <w:tr>
+        <w:trPr>
+          <w:cantSplit/>
+        </w:trPr>
+        <w:tc>
+          <w:tcPr>
+            <w:tcW w:w="3118" w:type="dxa"/>
+            <w:tcBorders>
+              <w:top w:val="single" w:sz="4" w:space="0" w:color="D9D9D9"/>
+              <w:left w:val="single" w:sz="4" w:space="0" w:color="D9D9D9"/>
+              <w:bottom w:val="single" w:sz="4" w:space="0" w:color="D9D9D9"/>
+              <w:right w:val="single" w:sz="4" w:space="0" w:color="D9D9D9"/>
+            </w:tcBorders>
+            <w:vAlign w:val="center"/>
+          </w:tcPr>
+          <w:p>
+            <w:pPr>
+              <w:spacing w:line="240" w:lineRule="auto" w:before="60" w:after="60"/>
+              <w:ind w:firstLine="0"/>
+              <w:jc w:val="center"/>
+            </w:pPr>
+            <w:r>
+              <w:rPr>
+                <w:rFonts w:ascii="Times New Roman" w:hAnsi="Times New Roman"/>
+                <w:b w:val="0"/>
+                <w:color w:val="000000"/>
+                <w:sz w:val="24"/>
+              </w:rPr>
+              <w:t>2026-10-28 16:34:27</w:t>
+            </w:r>
+          </w:p>
+        </w:tc>
+        <w:tc>
+          <w:tcPr>
+            <w:tcW w:w="3402" w:type="dxa"/>
+            <w:tcBorders>
+              <w:top w:val="single" w:sz="4" w:space="0" w:color="D9D9D9"/>
+              <w:left w:val="single" w:sz="4" w:space="0" w:color="D9D9D9"/>
+              <w:bottom w:val="single" w:sz="4" w:space="0" w:color="D9D9D9"/>
+              <w:right w:val="single" w:sz="4" w:space="0" w:color="D9D9D9"/>
+            </w:tcBorders>
+            <w:vAlign w:val="center"/>
+          </w:tcPr>
+          <w:p>
+            <w:pPr>
+              <w:spacing w:line="240" w:lineRule="auto" w:before="60" w:after="60"/>
+              <w:ind w:firstLine="0"/>
+              <w:jc w:val="left"/>
+            </w:pPr>
+            <w:r>
+              <w:rPr>
+                <w:rFonts w:ascii="Times New Roman" w:hAnsi="Times New Roman"/>
+                <w:b w:val="0"/>
+                <w:color w:val="000000"/>
+                <w:sz w:val="24"/>
+              </w:rPr>
+              <w:t>ping</w:t>
+            </w:r>
+          </w:p>
+        </w:tc>
+        <w:tc>
+          <w:tcPr>
+            <w:tcW w:w="2835" w:type="dxa"/>
+            <w:tcBorders>
+              <w:top w:val="single" w:sz="4" w:space="0" w:color="D9D9D9"/>
+              <w:left w:val="single" w:sz="4" w:space="0" w:color="D9D9D9"/>
+              <w:bottom w:val="single" w:sz="4" w:space="0" w:color="D9D9D9"/>
+              <w:right w:val="single" w:sz="4" w:space="0" w:color="D9D9D9"/>
+            </w:tcBorders>
+            <w:vAlign w:val="center"/>
+          </w:tcPr>
+          <w:p>
+            <w:pPr>
+              <w:spacing w:line="240" w:lineRule="auto" w:before="60" w:after="60"/>
+              <w:ind w:firstLine="0"/>
+              <w:jc w:val="center"/>
+            </w:pPr>
+            <w:r>
+              <w:rPr>
+                <w:rFonts w:ascii="Times New Roman" w:hAnsi="Times New Roman"/>
+                <w:b w:val="0"/>
+                <w:color w:val="000000"/>
+                <w:sz w:val="24"/>
+              </w:rPr>
+              <w:t>0,002535</w:t>
             </w:r>
           </w:p>
         </w:tc>
@@ -2138,7 +3295,7 @@
           <w:color w:val="000000"/>
           <w:sz w:val="28"/>
         </w:rPr>
-        <w:t>При выключенном сервисе статистики вызов sum(2, 3) через прокси вернул 5. Для отправки событий задан тайм-аут 0,2 с и обработка ошибок. После перезапуска статистики сохранились все 76 записей: содержимое до остановки и после запуска совпало. Событие запроса, выполненного при выключенной статистике, не восстановилось, что соответствует выбранной реализации.</w:t>
+        <w:t>При выключенном сервисе статистики вызов sum(2, 3) через прокси вернул 5. Для отправки событий задан тайм-аут 0,2 с и обработка ошибок. После перезапуска статистики сохранились все 137 записей: содержимое до остановки и после запуска совпало. Событие запроса, выполненного при выключенной статистике, не восстановилось, что соответствует выбранной реализации.</w:t>
       </w:r>
     </w:p>
     <w:p>
@@ -2685,7 +3842,7 @@
                 <w:color w:val="000000"/>
                 <w:sz w:val="24"/>
               </w:rPr>
-              <w:t>Ограничение 5 запросов за 5 с и автоматическое выполнение шестого</w:t>
+              <w:t>12 запросов: паузы на 6-м и 11-м, вывод и сохранение времени пауз</w:t>
             </w:r>
           </w:p>
         </w:tc>

--- a/Отчет_ЛР3.docx
+++ b/Отчет_ЛР3.docx
@@ -3390,8 +3390,19 @@
           <w:color w:val="000000"/>
           <w:sz w:val="28"/>
         </w:rPr>
-        <w:t>Разработка выполнена локально. Первый коммит сохраняет исходные файлы ЛР2, второй – реализацию ЛР3, выполненные тетради и отчёт. История просматривается командой git log --oneline в каталоге LR3. Публикация на GitHub отложена. Для завершения требования методички необходимо создать публичный репозиторий, отправить оба коммита и добавить его настоящую ссылку в отчёт.</w:t>
+        <w:t xml:space="preserve">Результаты работы опубликованы в публичном репозитории GitHub. История содержит исходное состояние ЛР2, реализацию ЛР3 и последующие доработки. Требование минимум двух фиксаций выполнено. В репозитории размещены тетради с результатами выполнения и отчёт. Ссылка на репозиторий: </w:t>
       </w:r>
+      <w:hyperlink r:id="rId10">
+        <w:r>
+          <w:rPr>
+            <w:rFonts w:ascii="Times New Roman" w:hAnsi="Times New Roman"/>
+            <w:b w:val="0"/>
+            <w:color w:val="000000"/>
+            <w:sz w:val="28"/>
+          </w:rPr>
+          <w:t>https://github.com/Kromobot/RSOI</w:t>
+        </w:r>
+      </w:hyperlink>
     </w:p>
     <w:p>
       <w:pPr>

--- a/Отчет_ЛР3.docx
+++ b/Отчет_ЛР3.docx
@@ -1865,7 +1865,7 @@
           <w:color w:val="000000"/>
           <w:sz w:val="28"/>
         </w:rPr>
-        <w:t>В журнале сохранены 12 событий ping и 2 событий too_many_requests. Фактические паузы в секундах: 4.906270, 4.875543. Помимо двух основных ожиданий возможны короткие дополнительные паузы: в скользящем окне места освобождаются по одному. Все паузы выводятся в консоль и записываются в details как pause_seconds. Поле duration события ограничения остаётся нулём. Таблица 2 показывает duration для ping и pause_seconds для событий ограничения.</w:t>
+        <w:t>В журнале сохранены 12 событий ping и 2 событий too_many_requests. Фактические паузы в секундах: 4.906270, 4.875543. Помимо двух основных ожиданий возможны короткие дополнительные паузы: в скользящем окне места освобождаются по одному. Все паузы выводятся в консоль и записываются в duration событий too_many_requests. В details остаётся имя метода. Для ping поле duration содержит длительность вызова основного сервера, для too_many_requests — длительность ожидания. Таблица 2 показывает duration для обоих типов событий.</w:t>
       </w:r>
     </w:p>
     <w:p>
